--- a/artifacts/redsky-cv/Maciej_Tkacz_CV_RedSky_PL_ATS.docx
+++ b/artifacts/redsky-cv/Maciej_Tkacz_CV_RedSky_PL_ATS.docx
@@ -85,7 +85,7 @@
         <w:ind w:left="198"/>
       </w:pPr>
       <w:r>
-        <w:t>Mechatronika i sterowanie: kinematyka, układy sterowania, modelowanie układów dynamicznych, automatyka i mechatronika na studiach; programowanie robotów przemysłowych (Kawasaki, teach pendant).</w:t>
+        <w:t>Mechatronika i sterowanie: kinematyka, układy sterowania, modelowanie układów dynamicznych, automatyka i mechatronika na studiach; programowanie robotów przemysłowych (Kawasaki, Epson - kursy z certyfikatami, teach pendant).</w:t>
       </w:r>
     </w:p>
     <w:p>
@@ -224,6 +224,16 @@
       </w:pPr>
       <w:r>
         <w:t>Tworzenie symulacji robotycznych i cyfrowych bliźniaków gniazd produkcyjnych w Visual Components dla klientów z branży Automotive.</w:t>
+      </w:r>
+    </w:p>
+    <w:p>
+      <w:pPr>
+        <w:pStyle w:val="ListBullet"/>
+        <w:spacing w:after="20"/>
+        <w:ind w:left="198"/>
+      </w:pPr>
+      <w:r>
+        <w:t>Pisanie skryptów w Pythonie do optymalizacji procesów oraz usprawniania działania i wydajności symulacji.</w:t>
       </w:r>
     </w:p>
     <w:p>
@@ -461,7 +471,17 @@
         <w:ind w:left="198"/>
       </w:pPr>
       <w:r>
-        <w:t>Obsługa i programowanie robotów Kawasaki - kurs dla integratorów, ASTOR Robotics Center (05.2022).</w:t>
+        <w:t>Obsługa i programowanie robotów Kawasaki - kurs dla integratorów z certyfikatem, ASTOR Robotics Center (05.2022).</w:t>
+      </w:r>
+    </w:p>
+    <w:p>
+      <w:pPr>
+        <w:pStyle w:val="ListBullet"/>
+        <w:spacing w:after="20"/>
+        <w:ind w:left="198"/>
+      </w:pPr>
+      <w:r>
+        <w:t>Programowanie robotów przemysłowych Epson - kurs z certyfikatem.</w:t>
       </w:r>
     </w:p>
     <w:p>
